--- a/BrijeshSingh-Assignment-UnsupervisedLearning.docx
+++ b/BrijeshSingh-Assignment-UnsupervisedLearning.docx
@@ -6,38 +6,38 @@
       <w:pPr>
         <w:pStyle w:val="Title"/>
         <w:rPr>
-          <w:sz w:val="20"/>
-          <w:szCs w:val="20"/>
-        </w:rPr>
-      </w:pPr>
-      <w:r>
-        <w:rPr>
-          <w:sz w:val="20"/>
-          <w:szCs w:val="20"/>
-        </w:rPr>
-        <w:t>Brijesh Singh---</w:t>
-      </w:r>
-      <w:r>
-        <w:rPr>
-          <w:sz w:val="20"/>
-          <w:szCs w:val="20"/>
-        </w:rPr>
-        <w:t>--------------------------------------------------------------------------------------------</w:t>
-      </w:r>
-      <w:r>
-        <w:rPr>
-          <w:sz w:val="20"/>
-          <w:szCs w:val="20"/>
-        </w:rPr>
-        <w:t>----Unsupervised Learning</w:t>
+          <w:sz w:val="24"/>
+          <w:szCs w:val="24"/>
+        </w:rPr>
+      </w:pPr>
+      <w:r>
+        <w:rPr>
+          <w:sz w:val="24"/>
+          <w:szCs w:val="24"/>
+        </w:rPr>
+        <w:t>Brijesh Singh-----------------------------------</w:t>
+      </w:r>
+      <w:r>
+        <w:rPr>
+          <w:sz w:val="24"/>
+          <w:szCs w:val="24"/>
+        </w:rPr>
+        <w:t>-----</w:t>
+      </w:r>
+      <w:r>
+        <w:rPr>
+          <w:sz w:val="24"/>
+          <w:szCs w:val="24"/>
+        </w:rPr>
+        <w:t>-------------------------------------Unsupervised Learning</w:t>
       </w:r>
     </w:p>
     <w:p>
       <w:pPr>
         <w:pStyle w:val="Title"/>
         <w:rPr>
-          <w:sz w:val="20"/>
-          <w:szCs w:val="20"/>
+          <w:sz w:val="24"/>
+          <w:szCs w:val="24"/>
         </w:rPr>
       </w:pPr>
     </w:p>
@@ -75,15 +75,15 @@
         <w:pStyle w:val="Title"/>
         <w:rPr>
           <w:kern w:val="0"/>
-          <w:sz w:val="16"/>
-          <w:szCs w:val="16"/>
+          <w:sz w:val="20"/>
+          <w:szCs w:val="20"/>
           <w14:ligatures w14:val="none"/>
         </w:rPr>
       </w:pPr>
       <w:r>
         <w:rPr>
-          <w:sz w:val="16"/>
-          <w:szCs w:val="16"/>
+          <w:sz w:val="20"/>
+          <w:szCs w:val="20"/>
         </w:rPr>
         <w:t>Understanding Eigenvalues and Eigenvectors</w:t>
       </w:r>
@@ -93,15 +93,15 @@
         <w:pStyle w:val="Heading1"/>
         <w:rPr>
           <w:rFonts w:eastAsia="Times New Roman"/>
-          <w:sz w:val="16"/>
-          <w:szCs w:val="16"/>
+          <w:sz w:val="20"/>
+          <w:szCs w:val="20"/>
         </w:rPr>
       </w:pPr>
       <w:r>
         <w:rPr>
           <w:rFonts w:eastAsia="Times New Roman"/>
-          <w:sz w:val="16"/>
-          <w:szCs w:val="16"/>
+          <w:sz w:val="20"/>
+          <w:szCs w:val="20"/>
         </w:rPr>
         <w:t>Introduction</w:t>
       </w:r>
@@ -110,14 +110,14 @@
       <w:pPr>
         <w:rPr>
           <w:rFonts w:eastAsiaTheme="minorEastAsia"/>
-          <w:sz w:val="16"/>
-          <w:szCs w:val="16"/>
-        </w:rPr>
-      </w:pPr>
-      <w:r>
-        <w:rPr>
-          <w:sz w:val="16"/>
-          <w:szCs w:val="16"/>
+          <w:sz w:val="20"/>
+          <w:szCs w:val="20"/>
+        </w:rPr>
+      </w:pPr>
+      <w:r>
+        <w:rPr>
+          <w:sz w:val="20"/>
+          <w:szCs w:val="20"/>
         </w:rPr>
         <w:t>Eigenvalues and eigenvectors are fundamental concepts in linear algebra with wide-ranging applications in engineering, physics, computer science, and data analysis. They play a particularly crucial role in dimensionality reduction techniques such as Principal Component Analysis (PCA).</w:t>
       </w:r>
@@ -127,15 +127,15 @@
         <w:pStyle w:val="Heading2"/>
         <w:rPr>
           <w:rFonts w:eastAsia="Times New Roman"/>
-          <w:sz w:val="16"/>
-          <w:szCs w:val="16"/>
+          <w:sz w:val="20"/>
+          <w:szCs w:val="20"/>
         </w:rPr>
       </w:pPr>
       <w:r>
         <w:rPr>
           <w:rFonts w:eastAsia="Times New Roman"/>
-          <w:sz w:val="16"/>
-          <w:szCs w:val="16"/>
+          <w:sz w:val="20"/>
+          <w:szCs w:val="20"/>
         </w:rPr>
         <w:t>What Are Eigenvalues and Eigenvectors?</w:t>
       </w:r>
@@ -144,14 +144,14 @@
       <w:pPr>
         <w:rPr>
           <w:rFonts w:eastAsiaTheme="minorEastAsia"/>
-          <w:sz w:val="16"/>
-          <w:szCs w:val="16"/>
-        </w:rPr>
-      </w:pPr>
-      <w:r>
-        <w:rPr>
-          <w:sz w:val="16"/>
-          <w:szCs w:val="16"/>
+          <w:sz w:val="20"/>
+          <w:szCs w:val="20"/>
+        </w:rPr>
+      </w:pPr>
+      <w:r>
+        <w:rPr>
+          <w:sz w:val="20"/>
+          <w:szCs w:val="20"/>
         </w:rPr>
         <w:t xml:space="preserve">Given a square matrix </w:t>
       </w:r>
@@ -159,15 +159,15 @@
         <w:rPr>
           <w:b/>
           <w:bCs/>
-          <w:sz w:val="16"/>
-          <w:szCs w:val="16"/>
+          <w:sz w:val="20"/>
+          <w:szCs w:val="20"/>
         </w:rPr>
         <w:t>A</w:t>
       </w:r>
       <w:r>
         <w:rPr>
-          <w:sz w:val="16"/>
-          <w:szCs w:val="16"/>
+          <w:sz w:val="20"/>
+          <w:szCs w:val="20"/>
         </w:rPr>
         <w:t xml:space="preserve"> of size </w:t>
       </w:r>
@@ -175,15 +175,15 @@
         <w:rPr>
           <w:i/>
           <w:iCs/>
-          <w:sz w:val="16"/>
-          <w:szCs w:val="16"/>
+          <w:sz w:val="20"/>
+          <w:szCs w:val="20"/>
         </w:rPr>
         <w:t>n × n</w:t>
       </w:r>
       <w:r>
         <w:rPr>
-          <w:sz w:val="16"/>
-          <w:szCs w:val="16"/>
+          <w:sz w:val="20"/>
+          <w:szCs w:val="20"/>
         </w:rPr>
         <w:t xml:space="preserve">, an </w:t>
       </w:r>
@@ -191,15 +191,15 @@
         <w:rPr>
           <w:b/>
           <w:bCs/>
-          <w:sz w:val="16"/>
-          <w:szCs w:val="16"/>
+          <w:sz w:val="20"/>
+          <w:szCs w:val="20"/>
         </w:rPr>
         <w:t>eigenvector</w:t>
       </w:r>
       <w:r>
         <w:rPr>
-          <w:sz w:val="16"/>
-          <w:szCs w:val="16"/>
+          <w:sz w:val="20"/>
+          <w:szCs w:val="20"/>
         </w:rPr>
         <w:t xml:space="preserve"> is a non-zero vector </w:t>
       </w:r>
@@ -207,15 +207,15 @@
         <w:rPr>
           <w:b/>
           <w:bCs/>
-          <w:sz w:val="16"/>
-          <w:szCs w:val="16"/>
+          <w:sz w:val="20"/>
+          <w:szCs w:val="20"/>
         </w:rPr>
         <w:t>v</w:t>
       </w:r>
       <w:r>
         <w:rPr>
-          <w:sz w:val="16"/>
-          <w:szCs w:val="16"/>
+          <w:sz w:val="20"/>
+          <w:szCs w:val="20"/>
         </w:rPr>
         <w:t xml:space="preserve"> such that when </w:t>
       </w:r>
@@ -223,15 +223,15 @@
         <w:rPr>
           <w:b/>
           <w:bCs/>
-          <w:sz w:val="16"/>
-          <w:szCs w:val="16"/>
+          <w:sz w:val="20"/>
+          <w:szCs w:val="20"/>
         </w:rPr>
         <w:t>A</w:t>
       </w:r>
       <w:r>
         <w:rPr>
-          <w:sz w:val="16"/>
-          <w:szCs w:val="16"/>
+          <w:sz w:val="20"/>
+          <w:szCs w:val="20"/>
         </w:rPr>
         <w:t xml:space="preserve"> acts on </w:t>
       </w:r>
@@ -239,15 +239,15 @@
         <w:rPr>
           <w:b/>
           <w:bCs/>
-          <w:sz w:val="16"/>
-          <w:szCs w:val="16"/>
+          <w:sz w:val="20"/>
+          <w:szCs w:val="20"/>
         </w:rPr>
         <w:t>v</w:t>
       </w:r>
       <w:r>
         <w:rPr>
-          <w:sz w:val="16"/>
-          <w:szCs w:val="16"/>
+          <w:sz w:val="20"/>
+          <w:szCs w:val="20"/>
         </w:rPr>
         <w:t xml:space="preserve">, the result is simply a scalar multiple of </w:t>
       </w:r>
@@ -255,15 +255,15 @@
         <w:rPr>
           <w:b/>
           <w:bCs/>
-          <w:sz w:val="16"/>
-          <w:szCs w:val="16"/>
+          <w:sz w:val="20"/>
+          <w:szCs w:val="20"/>
         </w:rPr>
         <w:t>v</w:t>
       </w:r>
       <w:r>
         <w:rPr>
-          <w:sz w:val="16"/>
-          <w:szCs w:val="16"/>
+          <w:sz w:val="20"/>
+          <w:szCs w:val="20"/>
         </w:rPr>
         <w:t xml:space="preserve">. This scalar is called the </w:t>
       </w:r>
@@ -271,15 +271,15 @@
         <w:rPr>
           <w:b/>
           <w:bCs/>
-          <w:sz w:val="16"/>
-          <w:szCs w:val="16"/>
+          <w:sz w:val="20"/>
+          <w:szCs w:val="20"/>
         </w:rPr>
         <w:t>eigenvalue</w:t>
       </w:r>
       <w:r>
         <w:rPr>
-          <w:sz w:val="16"/>
-          <w:szCs w:val="16"/>
+          <w:sz w:val="20"/>
+          <w:szCs w:val="20"/>
         </w:rPr>
         <w:t xml:space="preserve"> (denoted by </w:t>
       </w:r>
@@ -287,15 +287,15 @@
         <w:rPr>
           <w:b/>
           <w:bCs/>
-          <w:sz w:val="16"/>
-          <w:szCs w:val="16"/>
+          <w:sz w:val="20"/>
+          <w:szCs w:val="20"/>
         </w:rPr>
         <w:t>λ</w:t>
       </w:r>
       <w:r>
         <w:rPr>
-          <w:sz w:val="16"/>
-          <w:szCs w:val="16"/>
+          <w:sz w:val="20"/>
+          <w:szCs w:val="20"/>
         </w:rPr>
         <w:t>).</w:t>
       </w:r>
@@ -303,14 +303,14 @@
     <w:p>
       <w:pPr>
         <w:rPr>
-          <w:sz w:val="16"/>
-          <w:szCs w:val="16"/>
-        </w:rPr>
-      </w:pPr>
-      <w:r>
-        <w:rPr>
-          <w:sz w:val="16"/>
-          <w:szCs w:val="16"/>
+          <w:sz w:val="20"/>
+          <w:szCs w:val="20"/>
+        </w:rPr>
+      </w:pPr>
+      <w:r>
+        <w:rPr>
+          <w:sz w:val="20"/>
+          <w:szCs w:val="20"/>
         </w:rPr>
         <w:t>Mathematically, this is expressed as:</w:t>
       </w:r>
@@ -318,14 +318,14 @@
     <w:p>
       <w:pPr>
         <w:rPr>
-          <w:sz w:val="16"/>
-          <w:szCs w:val="16"/>
-        </w:rPr>
-      </w:pPr>
-      <w:r>
-        <w:rPr>
-          <w:sz w:val="16"/>
-          <w:szCs w:val="16"/>
+          <w:sz w:val="20"/>
+          <w:szCs w:val="20"/>
+        </w:rPr>
+      </w:pPr>
+      <w:r>
+        <w:rPr>
+          <w:sz w:val="20"/>
+          <w:szCs w:val="20"/>
         </w:rPr>
         <w:t>A</w:t>
       </w:r>
@@ -333,23 +333,23 @@
         <w:rPr>
           <w:i/>
           <w:iCs/>
-          <w:sz w:val="16"/>
-          <w:szCs w:val="16"/>
+          <w:sz w:val="20"/>
+          <w:szCs w:val="20"/>
         </w:rPr>
         <w:t>v</w:t>
       </w:r>
       <w:r>
         <w:rPr>
-          <w:sz w:val="16"/>
-          <w:szCs w:val="16"/>
+          <w:sz w:val="20"/>
+          <w:szCs w:val="20"/>
         </w:rPr>
         <w:t xml:space="preserve"> = </w:t>
       </w:r>
       <w:proofErr w:type="spellStart"/>
       <w:r>
         <w:rPr>
-          <w:sz w:val="16"/>
-          <w:szCs w:val="16"/>
+          <w:sz w:val="20"/>
+          <w:szCs w:val="20"/>
         </w:rPr>
         <w:t>λ</w:t>
       </w:r>
@@ -357,8 +357,8 @@
         <w:rPr>
           <w:i/>
           <w:iCs/>
-          <w:sz w:val="16"/>
-          <w:szCs w:val="16"/>
+          <w:sz w:val="20"/>
+          <w:szCs w:val="20"/>
         </w:rPr>
         <w:t>v</w:t>
       </w:r>
@@ -373,8 +373,8 @@
         <w:spacing w:line="276" w:lineRule="auto"/>
         <w:rPr>
           <w:rFonts w:eastAsia="Times New Roman"/>
-          <w:sz w:val="16"/>
-          <w:szCs w:val="16"/>
+          <w:sz w:val="20"/>
+          <w:szCs w:val="20"/>
         </w:rPr>
       </w:pPr>
       <w:r>
@@ -382,16 +382,16 @@
           <w:rFonts w:eastAsia="Times New Roman"/>
           <w:b/>
           <w:bCs/>
-          <w:sz w:val="16"/>
-          <w:szCs w:val="16"/>
+          <w:sz w:val="20"/>
+          <w:szCs w:val="20"/>
         </w:rPr>
         <w:t>A</w:t>
       </w:r>
       <w:r>
         <w:rPr>
           <w:rFonts w:eastAsia="Times New Roman"/>
-          <w:sz w:val="16"/>
-          <w:szCs w:val="16"/>
+          <w:sz w:val="20"/>
+          <w:szCs w:val="20"/>
         </w:rPr>
         <w:t>: A square matrix</w:t>
       </w:r>
@@ -405,8 +405,8 @@
         <w:spacing w:line="276" w:lineRule="auto"/>
         <w:rPr>
           <w:rFonts w:eastAsia="Times New Roman"/>
-          <w:sz w:val="16"/>
-          <w:szCs w:val="16"/>
+          <w:sz w:val="20"/>
+          <w:szCs w:val="20"/>
         </w:rPr>
       </w:pPr>
       <w:r>
@@ -414,16 +414,16 @@
           <w:rFonts w:eastAsia="Times New Roman"/>
           <w:b/>
           <w:bCs/>
-          <w:sz w:val="16"/>
-          <w:szCs w:val="16"/>
+          <w:sz w:val="20"/>
+          <w:szCs w:val="20"/>
         </w:rPr>
         <w:t>v</w:t>
       </w:r>
       <w:r>
         <w:rPr>
           <w:rFonts w:eastAsia="Times New Roman"/>
-          <w:sz w:val="16"/>
-          <w:szCs w:val="16"/>
+          <w:sz w:val="20"/>
+          <w:szCs w:val="20"/>
         </w:rPr>
         <w:t>: Non-zero vector (eigenvector)</w:t>
       </w:r>
@@ -437,8 +437,8 @@
         <w:spacing w:line="276" w:lineRule="auto"/>
         <w:rPr>
           <w:rFonts w:eastAsia="Times New Roman"/>
-          <w:sz w:val="16"/>
-          <w:szCs w:val="16"/>
+          <w:sz w:val="20"/>
+          <w:szCs w:val="20"/>
         </w:rPr>
       </w:pPr>
       <w:r>
@@ -446,16 +446,16 @@
           <w:rFonts w:eastAsia="Times New Roman"/>
           <w:b/>
           <w:bCs/>
-          <w:sz w:val="16"/>
-          <w:szCs w:val="16"/>
+          <w:sz w:val="20"/>
+          <w:szCs w:val="20"/>
         </w:rPr>
         <w:t>λ</w:t>
       </w:r>
       <w:r>
         <w:rPr>
           <w:rFonts w:eastAsia="Times New Roman"/>
-          <w:sz w:val="16"/>
-          <w:szCs w:val="16"/>
+          <w:sz w:val="20"/>
+          <w:szCs w:val="20"/>
         </w:rPr>
         <w:t>: Scalar (eigenvalue)</w:t>
       </w:r>
@@ -465,15 +465,15 @@
         <w:pStyle w:val="Heading2"/>
         <w:rPr>
           <w:rFonts w:eastAsia="Times New Roman"/>
-          <w:sz w:val="16"/>
-          <w:szCs w:val="16"/>
+          <w:sz w:val="20"/>
+          <w:szCs w:val="20"/>
         </w:rPr>
       </w:pPr>
       <w:r>
         <w:rPr>
           <w:rFonts w:eastAsia="Times New Roman"/>
-          <w:sz w:val="16"/>
-          <w:szCs w:val="16"/>
+          <w:sz w:val="20"/>
+          <w:szCs w:val="20"/>
         </w:rPr>
         <w:t>How to Find Eigenvalues and Eigenvectors</w:t>
       </w:r>
@@ -482,14 +482,14 @@
       <w:pPr>
         <w:rPr>
           <w:rFonts w:eastAsiaTheme="minorEastAsia"/>
-          <w:sz w:val="16"/>
-          <w:szCs w:val="16"/>
-        </w:rPr>
-      </w:pPr>
-      <w:r>
-        <w:rPr>
-          <w:sz w:val="16"/>
-          <w:szCs w:val="16"/>
+          <w:sz w:val="20"/>
+          <w:szCs w:val="20"/>
+        </w:rPr>
+      </w:pPr>
+      <w:r>
+        <w:rPr>
+          <w:sz w:val="20"/>
+          <w:szCs w:val="20"/>
         </w:rPr>
         <w:t>To find the eigenvalues, solve the characteristic equation:</w:t>
       </w:r>
@@ -497,30 +497,39 @@
     <w:p>
       <w:pPr>
         <w:rPr>
-          <w:sz w:val="16"/>
-          <w:szCs w:val="16"/>
-        </w:rPr>
-      </w:pPr>
-      <w:r>
-        <w:rPr>
-          <w:sz w:val="16"/>
-          <w:szCs w:val="16"/>
-        </w:rPr>
-        <w:t xml:space="preserve">det(A - </w:t>
+          <w:sz w:val="20"/>
+          <w:szCs w:val="20"/>
+        </w:rPr>
+      </w:pPr>
+      <w:proofErr w:type="gramStart"/>
+      <w:r>
+        <w:rPr>
+          <w:sz w:val="20"/>
+          <w:szCs w:val="20"/>
+        </w:rPr>
+        <w:t>det(</w:t>
+      </w:r>
+      <w:proofErr w:type="gramEnd"/>
+      <w:r>
+        <w:rPr>
+          <w:sz w:val="20"/>
+          <w:szCs w:val="20"/>
+        </w:rPr>
+        <w:t xml:space="preserve">A - </w:t>
       </w:r>
       <w:proofErr w:type="spellStart"/>
       <w:r>
         <w:rPr>
-          <w:sz w:val="16"/>
-          <w:szCs w:val="16"/>
+          <w:sz w:val="20"/>
+          <w:szCs w:val="20"/>
         </w:rPr>
         <w:t>λI</w:t>
       </w:r>
       <w:proofErr w:type="spellEnd"/>
       <w:r>
         <w:rPr>
-          <w:sz w:val="16"/>
-          <w:szCs w:val="16"/>
+          <w:sz w:val="20"/>
+          <w:szCs w:val="20"/>
         </w:rPr>
         <w:t>) = 0</w:t>
       </w:r>
@@ -528,14 +537,14 @@
     <w:p>
       <w:pPr>
         <w:rPr>
-          <w:sz w:val="16"/>
-          <w:szCs w:val="16"/>
-        </w:rPr>
-      </w:pPr>
-      <w:r>
-        <w:rPr>
-          <w:sz w:val="16"/>
-          <w:szCs w:val="16"/>
+          <w:sz w:val="20"/>
+          <w:szCs w:val="20"/>
+        </w:rPr>
+      </w:pPr>
+      <w:r>
+        <w:rPr>
+          <w:sz w:val="20"/>
+          <w:szCs w:val="20"/>
         </w:rPr>
         <w:t xml:space="preserve">Where </w:t>
       </w:r>
@@ -543,31 +552,47 @@
         <w:rPr>
           <w:b/>
           <w:bCs/>
-          <w:sz w:val="16"/>
-          <w:szCs w:val="16"/>
+          <w:sz w:val="20"/>
+          <w:szCs w:val="20"/>
         </w:rPr>
         <w:t>I</w:t>
       </w:r>
       <w:r>
         <w:rPr>
-          <w:sz w:val="16"/>
-          <w:szCs w:val="16"/>
-        </w:rPr>
-        <w:t xml:space="preserve"> is the identity matrix of the same size as </w:t>
+          <w:sz w:val="20"/>
+          <w:szCs w:val="20"/>
+        </w:rPr>
+        <w:t xml:space="preserve"> </w:t>
+      </w:r>
+      <w:proofErr w:type="gramStart"/>
+      <w:r>
+        <w:rPr>
+          <w:sz w:val="20"/>
+          <w:szCs w:val="20"/>
+        </w:rPr>
+        <w:t>is</w:t>
+      </w:r>
+      <w:proofErr w:type="gramEnd"/>
+      <w:r>
+        <w:rPr>
+          <w:sz w:val="20"/>
+          <w:szCs w:val="20"/>
+        </w:rPr>
+        <w:t xml:space="preserve"> the identity matrix of the same size as </w:t>
       </w:r>
       <w:r>
         <w:rPr>
           <w:b/>
           <w:bCs/>
-          <w:sz w:val="16"/>
-          <w:szCs w:val="16"/>
+          <w:sz w:val="20"/>
+          <w:szCs w:val="20"/>
         </w:rPr>
         <w:t>A</w:t>
       </w:r>
       <w:r>
         <w:rPr>
-          <w:sz w:val="16"/>
-          <w:szCs w:val="16"/>
+          <w:sz w:val="20"/>
+          <w:szCs w:val="20"/>
         </w:rPr>
         <w:t xml:space="preserve"> and </w:t>
       </w:r>
@@ -575,15 +600,15 @@
         <w:rPr>
           <w:b/>
           <w:bCs/>
-          <w:sz w:val="16"/>
-          <w:szCs w:val="16"/>
+          <w:sz w:val="20"/>
+          <w:szCs w:val="20"/>
         </w:rPr>
         <w:t>det</w:t>
       </w:r>
       <w:r>
         <w:rPr>
-          <w:sz w:val="16"/>
-          <w:szCs w:val="16"/>
+          <w:sz w:val="20"/>
+          <w:szCs w:val="20"/>
         </w:rPr>
         <w:t xml:space="preserve"> denotes the determinant.</w:t>
       </w:r>
@@ -591,46 +616,62 @@
     <w:p>
       <w:pPr>
         <w:rPr>
-          <w:sz w:val="16"/>
-          <w:szCs w:val="16"/>
-        </w:rPr>
-      </w:pPr>
-      <w:r>
-        <w:rPr>
-          <w:sz w:val="16"/>
-          <w:szCs w:val="16"/>
+          <w:sz w:val="20"/>
+          <w:szCs w:val="20"/>
+        </w:rPr>
+      </w:pPr>
+      <w:r>
+        <w:rPr>
+          <w:sz w:val="20"/>
+          <w:szCs w:val="20"/>
         </w:rPr>
         <w:t xml:space="preserve">Once eigenvalues (λ) are found, substitute each into (A - </w:t>
       </w:r>
       <w:proofErr w:type="spellStart"/>
       <w:r>
         <w:rPr>
-          <w:sz w:val="16"/>
-          <w:szCs w:val="16"/>
-        </w:rPr>
-        <w:t>λI</w:t>
+          <w:sz w:val="20"/>
+          <w:szCs w:val="20"/>
+        </w:rPr>
+        <w:t>λ</w:t>
+      </w:r>
+      <w:proofErr w:type="gramStart"/>
+      <w:r>
+        <w:rPr>
+          <w:sz w:val="20"/>
+          <w:szCs w:val="20"/>
+        </w:rPr>
+        <w:t>I</w:t>
       </w:r>
       <w:proofErr w:type="spellEnd"/>
       <w:r>
         <w:rPr>
-          <w:sz w:val="16"/>
-          <w:szCs w:val="16"/>
-        </w:rPr>
-        <w:t xml:space="preserve">)v = 0 and solve for the corresponding eigenvectors </w:t>
+          <w:sz w:val="20"/>
+          <w:szCs w:val="20"/>
+        </w:rPr>
+        <w:t>)v</w:t>
+      </w:r>
+      <w:proofErr w:type="gramEnd"/>
+      <w:r>
+        <w:rPr>
+          <w:sz w:val="20"/>
+          <w:szCs w:val="20"/>
+        </w:rPr>
+        <w:t xml:space="preserve"> = 0 and solve for the corresponding eigenvectors </w:t>
       </w:r>
       <w:r>
         <w:rPr>
           <w:b/>
           <w:bCs/>
-          <w:sz w:val="16"/>
-          <w:szCs w:val="16"/>
+          <w:sz w:val="20"/>
+          <w:szCs w:val="20"/>
         </w:rPr>
         <w:t>v</w:t>
       </w:r>
       <w:r>
         <w:rPr>
-          <w:sz w:val="16"/>
-          <w:szCs w:val="16"/>
+          <w:sz w:val="20"/>
+          <w:szCs w:val="20"/>
         </w:rPr>
         <w:t>.</w:t>
       </w:r>
@@ -640,15 +681,15 @@
         <w:pStyle w:val="Heading2"/>
         <w:rPr>
           <w:rFonts w:eastAsia="Times New Roman"/>
-          <w:sz w:val="16"/>
-          <w:szCs w:val="16"/>
+          <w:sz w:val="20"/>
+          <w:szCs w:val="20"/>
         </w:rPr>
       </w:pPr>
       <w:r>
         <w:rPr>
           <w:rFonts w:eastAsia="Times New Roman"/>
-          <w:sz w:val="16"/>
-          <w:szCs w:val="16"/>
+          <w:sz w:val="20"/>
+          <w:szCs w:val="20"/>
         </w:rPr>
         <w:t>Examples</w:t>
       </w:r>
@@ -658,15 +699,15 @@
         <w:pStyle w:val="Heading3"/>
         <w:rPr>
           <w:rFonts w:eastAsia="Times New Roman"/>
-          <w:sz w:val="16"/>
-          <w:szCs w:val="16"/>
+          <w:sz w:val="20"/>
+          <w:szCs w:val="20"/>
         </w:rPr>
       </w:pPr>
       <w:r>
         <w:rPr>
           <w:rFonts w:eastAsia="Times New Roman"/>
-          <w:sz w:val="16"/>
-          <w:szCs w:val="16"/>
+          <w:sz w:val="20"/>
+          <w:szCs w:val="20"/>
         </w:rPr>
         <w:t>Example 1: 2x2 Matrix</w:t>
       </w:r>
@@ -675,14 +716,14 @@
       <w:pPr>
         <w:rPr>
           <w:rFonts w:eastAsiaTheme="minorEastAsia"/>
-          <w:sz w:val="16"/>
-          <w:szCs w:val="16"/>
-        </w:rPr>
-      </w:pPr>
-      <w:r>
-        <w:rPr>
-          <w:sz w:val="16"/>
-          <w:szCs w:val="16"/>
+          <w:sz w:val="20"/>
+          <w:szCs w:val="20"/>
+        </w:rPr>
+      </w:pPr>
+      <w:r>
+        <w:rPr>
+          <w:sz w:val="20"/>
+          <w:szCs w:val="20"/>
         </w:rPr>
         <w:t>Let’s consider the matrix:</w:t>
       </w:r>
@@ -690,14 +731,14 @@
     <w:p>
       <w:pPr>
         <w:rPr>
-          <w:sz w:val="16"/>
-          <w:szCs w:val="16"/>
-        </w:rPr>
-      </w:pPr>
-      <w:r>
-        <w:rPr>
-          <w:sz w:val="16"/>
-          <w:szCs w:val="16"/>
+          <w:sz w:val="20"/>
+          <w:szCs w:val="20"/>
+        </w:rPr>
+      </w:pPr>
+      <w:r>
+        <w:rPr>
+          <w:sz w:val="20"/>
+          <w:szCs w:val="20"/>
         </w:rPr>
         <w:t xml:space="preserve">A = </w:t>
       </w:r>
@@ -705,8 +746,8 @@
         <w:rPr>
           <w:b/>
           <w:bCs/>
-          <w:sz w:val="16"/>
-          <w:szCs w:val="16"/>
+          <w:sz w:val="20"/>
+          <w:szCs w:val="20"/>
         </w:rPr>
         <w:t>[[4, 2], [1, 3]]</w:t>
       </w:r>
@@ -714,14 +755,14 @@
     <w:p>
       <w:pPr>
         <w:rPr>
-          <w:sz w:val="16"/>
-          <w:szCs w:val="16"/>
-        </w:rPr>
-      </w:pPr>
-      <w:r>
-        <w:rPr>
-          <w:sz w:val="16"/>
-          <w:szCs w:val="16"/>
+          <w:sz w:val="20"/>
+          <w:szCs w:val="20"/>
+        </w:rPr>
+      </w:pPr>
+      <w:r>
+        <w:rPr>
+          <w:sz w:val="20"/>
+          <w:szCs w:val="20"/>
         </w:rPr>
         <w:t>Step 1: Find the characteristic equation:</w:t>
       </w:r>
@@ -729,28 +770,28 @@
     <w:p>
       <w:pPr>
         <w:rPr>
-          <w:sz w:val="16"/>
-          <w:szCs w:val="16"/>
-        </w:rPr>
-      </w:pPr>
-      <w:r>
-        <w:rPr>
-          <w:sz w:val="16"/>
-          <w:szCs w:val="16"/>
+          <w:sz w:val="20"/>
+          <w:szCs w:val="20"/>
+        </w:rPr>
+      </w:pPr>
+      <w:r>
+        <w:rPr>
+          <w:sz w:val="20"/>
+          <w:szCs w:val="20"/>
         </w:rPr>
         <w:t>|4 - λ</w:t>
       </w:r>
       <w:r>
         <w:rPr>
-          <w:sz w:val="16"/>
-          <w:szCs w:val="16"/>
+          <w:sz w:val="20"/>
+          <w:szCs w:val="20"/>
         </w:rPr>
         <w:t> </w:t>
       </w:r>
       <w:r>
         <w:rPr>
-          <w:sz w:val="16"/>
-          <w:szCs w:val="16"/>
+          <w:sz w:val="20"/>
+          <w:szCs w:val="20"/>
         </w:rPr>
         <w:t>2|</w:t>
       </w:r>
@@ -758,35 +799,35 @@
     <w:p>
       <w:pPr>
         <w:rPr>
-          <w:sz w:val="16"/>
-          <w:szCs w:val="16"/>
-        </w:rPr>
-      </w:pPr>
-      <w:r>
-        <w:rPr>
-          <w:sz w:val="16"/>
-          <w:szCs w:val="16"/>
+          <w:sz w:val="20"/>
+          <w:szCs w:val="20"/>
+        </w:rPr>
+      </w:pPr>
+      <w:r>
+        <w:rPr>
+          <w:sz w:val="20"/>
+          <w:szCs w:val="20"/>
         </w:rPr>
         <w:t>|1</w:t>
       </w:r>
       <w:r>
         <w:rPr>
-          <w:sz w:val="16"/>
-          <w:szCs w:val="16"/>
+          <w:sz w:val="20"/>
+          <w:szCs w:val="20"/>
         </w:rPr>
         <w:t> </w:t>
       </w:r>
       <w:r>
         <w:rPr>
-          <w:sz w:val="16"/>
-          <w:szCs w:val="16"/>
+          <w:sz w:val="20"/>
+          <w:szCs w:val="20"/>
         </w:rPr>
         <w:t> </w:t>
       </w:r>
       <w:r>
         <w:rPr>
-          <w:sz w:val="16"/>
-          <w:szCs w:val="16"/>
+          <w:sz w:val="20"/>
+          <w:szCs w:val="20"/>
         </w:rPr>
         <w:t>3 - λ| = 0</w:t>
       </w:r>
@@ -794,29 +835,45 @@
     <w:p>
       <w:pPr>
         <w:rPr>
-          <w:sz w:val="16"/>
-          <w:szCs w:val="16"/>
-        </w:rPr>
-      </w:pPr>
-      <w:r>
-        <w:rPr>
-          <w:sz w:val="16"/>
-          <w:szCs w:val="16"/>
-        </w:rPr>
-        <w:t>(4 - λ)(3 - λ) - (2 × 1) = 0</w:t>
-      </w:r>
-    </w:p>
-    <w:p>
-      <w:pPr>
-        <w:rPr>
-          <w:sz w:val="16"/>
-          <w:szCs w:val="16"/>
-        </w:rPr>
-      </w:pPr>
-      <w:r>
-        <w:rPr>
-          <w:sz w:val="16"/>
-          <w:szCs w:val="16"/>
+          <w:sz w:val="20"/>
+          <w:szCs w:val="20"/>
+        </w:rPr>
+      </w:pPr>
+      <w:r>
+        <w:rPr>
+          <w:sz w:val="20"/>
+          <w:szCs w:val="20"/>
+        </w:rPr>
+        <w:t xml:space="preserve">(4 - </w:t>
+      </w:r>
+      <w:proofErr w:type="gramStart"/>
+      <w:r>
+        <w:rPr>
+          <w:sz w:val="20"/>
+          <w:szCs w:val="20"/>
+        </w:rPr>
+        <w:t>λ)(</w:t>
+      </w:r>
+      <w:proofErr w:type="gramEnd"/>
+      <w:r>
+        <w:rPr>
+          <w:sz w:val="20"/>
+          <w:szCs w:val="20"/>
+        </w:rPr>
+        <w:t>3 - λ) - (2 × 1) = 0</w:t>
+      </w:r>
+    </w:p>
+    <w:p>
+      <w:pPr>
+        <w:rPr>
+          <w:sz w:val="20"/>
+          <w:szCs w:val="20"/>
+        </w:rPr>
+      </w:pPr>
+      <w:r>
+        <w:rPr>
+          <w:sz w:val="20"/>
+          <w:szCs w:val="20"/>
         </w:rPr>
         <w:t>(12 - 4λ - 3λ + λ²) - 2 = 0</w:t>
       </w:r>
@@ -824,14 +881,14 @@
     <w:p>
       <w:pPr>
         <w:rPr>
-          <w:sz w:val="16"/>
-          <w:szCs w:val="16"/>
-        </w:rPr>
-      </w:pPr>
-      <w:r>
-        <w:rPr>
-          <w:sz w:val="16"/>
-          <w:szCs w:val="16"/>
+          <w:sz w:val="20"/>
+          <w:szCs w:val="20"/>
+        </w:rPr>
+      </w:pPr>
+      <w:r>
+        <w:rPr>
+          <w:sz w:val="20"/>
+          <w:szCs w:val="20"/>
         </w:rPr>
         <w:t>λ² - 7λ + 10 = 0</w:t>
       </w:r>
@@ -839,14 +896,14 @@
     <w:p>
       <w:pPr>
         <w:rPr>
-          <w:sz w:val="16"/>
-          <w:szCs w:val="16"/>
-        </w:rPr>
-      </w:pPr>
-      <w:r>
-        <w:rPr>
-          <w:sz w:val="16"/>
-          <w:szCs w:val="16"/>
+          <w:sz w:val="20"/>
+          <w:szCs w:val="20"/>
+        </w:rPr>
+      </w:pPr>
+      <w:r>
+        <w:rPr>
+          <w:sz w:val="20"/>
+          <w:szCs w:val="20"/>
         </w:rPr>
         <w:t>Step 2: Solve for λ:</w:t>
       </w:r>
@@ -854,44 +911,61 @@
     <w:p>
       <w:pPr>
         <w:rPr>
-          <w:sz w:val="16"/>
-          <w:szCs w:val="16"/>
-        </w:rPr>
-      </w:pPr>
-      <w:r>
-        <w:rPr>
-          <w:sz w:val="16"/>
-          <w:szCs w:val="16"/>
-        </w:rPr>
+          <w:sz w:val="20"/>
+          <w:szCs w:val="20"/>
+        </w:rPr>
+      </w:pPr>
+      <w:r>
+        <w:rPr>
+          <w:sz w:val="20"/>
+          <w:szCs w:val="20"/>
+        </w:rPr>
+        <w:lastRenderedPageBreak/>
         <w:t>λ² - 7λ + 10 = 0</w:t>
       </w:r>
     </w:p>
     <w:p>
       <w:pPr>
         <w:rPr>
-          <w:sz w:val="16"/>
-          <w:szCs w:val="16"/>
-        </w:rPr>
-      </w:pPr>
-      <w:r>
-        <w:rPr>
-          <w:sz w:val="16"/>
-          <w:szCs w:val="16"/>
-        </w:rPr>
-        <w:t>(λ - 5)(λ - 2) = 0</w:t>
-      </w:r>
-    </w:p>
-    <w:p>
-      <w:pPr>
-        <w:rPr>
-          <w:sz w:val="16"/>
-          <w:szCs w:val="16"/>
-        </w:rPr>
-      </w:pPr>
-      <w:r>
-        <w:rPr>
-          <w:sz w:val="16"/>
-          <w:szCs w:val="16"/>
+          <w:sz w:val="20"/>
+          <w:szCs w:val="20"/>
+        </w:rPr>
+      </w:pPr>
+      <w:r>
+        <w:rPr>
+          <w:sz w:val="20"/>
+          <w:szCs w:val="20"/>
+        </w:rPr>
+        <w:t xml:space="preserve">(λ - </w:t>
+      </w:r>
+      <w:proofErr w:type="gramStart"/>
+      <w:r>
+        <w:rPr>
+          <w:sz w:val="20"/>
+          <w:szCs w:val="20"/>
+        </w:rPr>
+        <w:t>5)(</w:t>
+      </w:r>
+      <w:proofErr w:type="gramEnd"/>
+      <w:r>
+        <w:rPr>
+          <w:sz w:val="20"/>
+          <w:szCs w:val="20"/>
+        </w:rPr>
+        <w:t>λ - 2) = 0</w:t>
+      </w:r>
+    </w:p>
+    <w:p>
+      <w:pPr>
+        <w:rPr>
+          <w:sz w:val="20"/>
+          <w:szCs w:val="20"/>
+        </w:rPr>
+      </w:pPr>
+      <w:r>
+        <w:rPr>
+          <w:sz w:val="20"/>
+          <w:szCs w:val="20"/>
         </w:rPr>
         <w:t>So, λ₁ = 5 and λ₂ = 2 (these are the eigenvalues).</w:t>
       </w:r>
@@ -899,14 +973,14 @@
     <w:p>
       <w:pPr>
         <w:rPr>
-          <w:sz w:val="16"/>
-          <w:szCs w:val="16"/>
-        </w:rPr>
-      </w:pPr>
-      <w:r>
-        <w:rPr>
-          <w:sz w:val="16"/>
-          <w:szCs w:val="16"/>
+          <w:sz w:val="20"/>
+          <w:szCs w:val="20"/>
+        </w:rPr>
+      </w:pPr>
+      <w:r>
+        <w:rPr>
+          <w:sz w:val="20"/>
+          <w:szCs w:val="20"/>
         </w:rPr>
         <w:t>Step 3: Find eigenvectors for each eigenvalue.</w:t>
       </w:r>
@@ -914,14 +988,14 @@
     <w:p>
       <w:pPr>
         <w:rPr>
-          <w:sz w:val="16"/>
-          <w:szCs w:val="16"/>
-        </w:rPr>
-      </w:pPr>
-      <w:r>
-        <w:rPr>
-          <w:sz w:val="16"/>
-          <w:szCs w:val="16"/>
+          <w:sz w:val="20"/>
+          <w:szCs w:val="20"/>
+        </w:rPr>
+      </w:pPr>
+      <w:r>
+        <w:rPr>
+          <w:sz w:val="20"/>
+          <w:szCs w:val="20"/>
         </w:rPr>
         <w:t>For λ = 5:</w:t>
       </w:r>
@@ -929,60 +1003,116 @@
     <w:p>
       <w:pPr>
         <w:rPr>
-          <w:sz w:val="16"/>
-          <w:szCs w:val="16"/>
-        </w:rPr>
-      </w:pPr>
-      <w:r>
-        <w:rPr>
-          <w:sz w:val="16"/>
-          <w:szCs w:val="16"/>
-        </w:rPr>
-        <w:lastRenderedPageBreak/>
-        <w:t>(A - 5I)v = 0 → [[-1, 2], [1, -2]]v = 0</w:t>
-      </w:r>
-    </w:p>
-    <w:p>
-      <w:pPr>
-        <w:rPr>
-          <w:sz w:val="16"/>
-          <w:szCs w:val="16"/>
-        </w:rPr>
-      </w:pPr>
-      <w:r>
-        <w:rPr>
-          <w:sz w:val="16"/>
-          <w:szCs w:val="16"/>
-        </w:rPr>
-        <w:t>Let v = [x, y]</w:t>
+          <w:sz w:val="20"/>
+          <w:szCs w:val="20"/>
+        </w:rPr>
+      </w:pPr>
+      <w:r>
+        <w:rPr>
+          <w:sz w:val="20"/>
+          <w:szCs w:val="20"/>
+        </w:rPr>
+        <w:t>(A - 5</w:t>
+      </w:r>
+      <w:proofErr w:type="gramStart"/>
+      <w:r>
+        <w:rPr>
+          <w:sz w:val="20"/>
+          <w:szCs w:val="20"/>
+        </w:rPr>
+        <w:t>I)v</w:t>
+      </w:r>
+      <w:proofErr w:type="gramEnd"/>
+      <w:r>
+        <w:rPr>
+          <w:sz w:val="20"/>
+          <w:szCs w:val="20"/>
+        </w:rPr>
+        <w:t xml:space="preserve"> = 0 → [[-1, 2], [1, -2</w:t>
+      </w:r>
+      <w:proofErr w:type="gramStart"/>
+      <w:r>
+        <w:rPr>
+          <w:sz w:val="20"/>
+          <w:szCs w:val="20"/>
+        </w:rPr>
+        <w:t>]]v</w:t>
+      </w:r>
+      <w:proofErr w:type="gramEnd"/>
+      <w:r>
+        <w:rPr>
+          <w:sz w:val="20"/>
+          <w:szCs w:val="20"/>
+        </w:rPr>
+        <w:t xml:space="preserve"> = 0</w:t>
+      </w:r>
+    </w:p>
+    <w:p>
+      <w:pPr>
+        <w:rPr>
+          <w:sz w:val="20"/>
+          <w:szCs w:val="20"/>
+        </w:rPr>
+      </w:pPr>
+      <w:r>
+        <w:rPr>
+          <w:sz w:val="20"/>
+          <w:szCs w:val="20"/>
+        </w:rPr>
+        <w:t xml:space="preserve">Let v = [x, </w:t>
+      </w:r>
+      <w:proofErr w:type="gramStart"/>
+      <w:r>
+        <w:rPr>
+          <w:sz w:val="20"/>
+          <w:szCs w:val="20"/>
+        </w:rPr>
+        <w:t>y]</w:t>
       </w:r>
       <w:r>
         <w:rPr>
           <w:rFonts w:ascii="Arial" w:hAnsi="Arial" w:cs="Arial"/>
-          <w:sz w:val="16"/>
-          <w:szCs w:val="16"/>
+          <w:sz w:val="20"/>
+          <w:szCs w:val="20"/>
         </w:rPr>
         <w:t>ᵗ</w:t>
       </w:r>
       <w:r>
         <w:rPr>
-          <w:sz w:val="16"/>
-          <w:szCs w:val="16"/>
-        </w:rPr>
-        <w:t>. Solving, we get x = 2y. So, eigenvector = [2, 1]</w:t>
+          <w:sz w:val="20"/>
+          <w:szCs w:val="20"/>
+        </w:rPr>
+        <w:t>.</w:t>
+      </w:r>
+      <w:proofErr w:type="gramEnd"/>
+      <w:r>
+        <w:rPr>
+          <w:sz w:val="20"/>
+          <w:szCs w:val="20"/>
+        </w:rPr>
+        <w:t xml:space="preserve"> Solving, we get x = 2y. So, eigenvector = [2, </w:t>
+      </w:r>
+      <w:proofErr w:type="gramStart"/>
+      <w:r>
+        <w:rPr>
+          <w:sz w:val="20"/>
+          <w:szCs w:val="20"/>
+        </w:rPr>
+        <w:t>1]</w:t>
       </w:r>
       <w:r>
         <w:rPr>
           <w:rFonts w:ascii="Arial" w:hAnsi="Arial" w:cs="Arial"/>
-          <w:sz w:val="16"/>
-          <w:szCs w:val="16"/>
+          <w:sz w:val="20"/>
+          <w:szCs w:val="20"/>
         </w:rPr>
         <w:t>ᵗ</w:t>
       </w:r>
-      <w:r>
-        <w:rPr>
-          <w:sz w:val="16"/>
-          <w:szCs w:val="16"/>
+      <w:proofErr w:type="gramEnd"/>
+      <w:r>
+        <w:rPr>
+          <w:sz w:val="20"/>
+          <w:szCs w:val="20"/>
         </w:rPr>
         <w:t xml:space="preserve"> (any scalar multiple is valid).</w:t>
       </w:r>
@@ -990,14 +1120,14 @@
     <w:p>
       <w:pPr>
         <w:rPr>
-          <w:sz w:val="16"/>
-          <w:szCs w:val="16"/>
-        </w:rPr>
-      </w:pPr>
-      <w:r>
-        <w:rPr>
-          <w:sz w:val="16"/>
-          <w:szCs w:val="16"/>
+          <w:sz w:val="20"/>
+          <w:szCs w:val="20"/>
+        </w:rPr>
+      </w:pPr>
+      <w:r>
+        <w:rPr>
+          <w:sz w:val="20"/>
+          <w:szCs w:val="20"/>
         </w:rPr>
         <w:t>For λ = 2:</w:t>
       </w:r>
@@ -1005,62 +1135,103 @@
     <w:p>
       <w:pPr>
         <w:rPr>
-          <w:sz w:val="16"/>
-          <w:szCs w:val="16"/>
-        </w:rPr>
-      </w:pPr>
-      <w:r>
-        <w:rPr>
-          <w:sz w:val="16"/>
-          <w:szCs w:val="16"/>
-        </w:rPr>
-        <w:t>(A - 2I)v = 0 → [[2, 2], [1, 1]]v = 0</w:t>
-      </w:r>
-    </w:p>
-    <w:p>
-      <w:pPr>
-        <w:rPr>
-          <w:sz w:val="16"/>
-          <w:szCs w:val="16"/>
-        </w:rPr>
-      </w:pPr>
-      <w:r>
-        <w:rPr>
-          <w:sz w:val="16"/>
-          <w:szCs w:val="16"/>
-        </w:rPr>
-        <w:t>x = -y. So, eigenvector = [-1, 1]</w:t>
+          <w:sz w:val="20"/>
+          <w:szCs w:val="20"/>
+        </w:rPr>
+      </w:pPr>
+      <w:r>
+        <w:rPr>
+          <w:sz w:val="20"/>
+          <w:szCs w:val="20"/>
+        </w:rPr>
+        <w:t>(A - 2</w:t>
+      </w:r>
+      <w:proofErr w:type="gramStart"/>
+      <w:r>
+        <w:rPr>
+          <w:sz w:val="20"/>
+          <w:szCs w:val="20"/>
+        </w:rPr>
+        <w:t>I)v</w:t>
+      </w:r>
+      <w:proofErr w:type="gramEnd"/>
+      <w:r>
+        <w:rPr>
+          <w:sz w:val="20"/>
+          <w:szCs w:val="20"/>
+        </w:rPr>
+        <w:t xml:space="preserve"> = 0 → [[2, 2], [1, 1</w:t>
+      </w:r>
+      <w:proofErr w:type="gramStart"/>
+      <w:r>
+        <w:rPr>
+          <w:sz w:val="20"/>
+          <w:szCs w:val="20"/>
+        </w:rPr>
+        <w:t>]]v</w:t>
+      </w:r>
+      <w:proofErr w:type="gramEnd"/>
+      <w:r>
+        <w:rPr>
+          <w:sz w:val="20"/>
+          <w:szCs w:val="20"/>
+        </w:rPr>
+        <w:t xml:space="preserve"> = 0</w:t>
+      </w:r>
+    </w:p>
+    <w:p>
+      <w:pPr>
+        <w:rPr>
+          <w:sz w:val="20"/>
+          <w:szCs w:val="20"/>
+        </w:rPr>
+      </w:pPr>
+      <w:r>
+        <w:rPr>
+          <w:sz w:val="20"/>
+          <w:szCs w:val="20"/>
+        </w:rPr>
+        <w:t xml:space="preserve">x = -y. So, eigenvector = [-1, </w:t>
+      </w:r>
+      <w:proofErr w:type="gramStart"/>
+      <w:r>
+        <w:rPr>
+          <w:sz w:val="20"/>
+          <w:szCs w:val="20"/>
+        </w:rPr>
+        <w:t>1]</w:t>
       </w:r>
       <w:r>
         <w:rPr>
           <w:rFonts w:ascii="Arial" w:hAnsi="Arial" w:cs="Arial"/>
-          <w:sz w:val="16"/>
-          <w:szCs w:val="16"/>
+          <w:sz w:val="20"/>
+          <w:szCs w:val="20"/>
         </w:rPr>
         <w:t>ᵗ</w:t>
       </w:r>
       <w:r>
         <w:rPr>
-          <w:sz w:val="16"/>
-          <w:szCs w:val="16"/>
+          <w:sz w:val="20"/>
+          <w:szCs w:val="20"/>
         </w:rPr>
         <w:t>.</w:t>
       </w:r>
+      <w:proofErr w:type="gramEnd"/>
     </w:p>
     <w:p>
       <w:pPr>
         <w:pStyle w:val="Heading3"/>
         <w:rPr>
           <w:rFonts w:eastAsia="Times New Roman"/>
-          <w:sz w:val="16"/>
-          <w:szCs w:val="16"/>
+          <w:sz w:val="20"/>
+          <w:szCs w:val="20"/>
         </w:rPr>
       </w:pPr>
       <w:r>
         <w:rPr>
           <w:rFonts w:eastAsia="Times New Roman"/>
-          <w:sz w:val="16"/>
-          <w:szCs w:val="16"/>
+          <w:sz w:val="20"/>
+          <w:szCs w:val="20"/>
         </w:rPr>
         <w:t>Example 2: Geometric Interpretation</w:t>
       </w:r>
@@ -1069,14 +1240,14 @@
       <w:pPr>
         <w:rPr>
           <w:rFonts w:eastAsiaTheme="minorEastAsia"/>
-          <w:sz w:val="16"/>
-          <w:szCs w:val="16"/>
-        </w:rPr>
-      </w:pPr>
-      <w:r>
-        <w:rPr>
-          <w:sz w:val="16"/>
-          <w:szCs w:val="16"/>
+          <w:sz w:val="20"/>
+          <w:szCs w:val="20"/>
+        </w:rPr>
+      </w:pPr>
+      <w:r>
+        <w:rPr>
+          <w:sz w:val="20"/>
+          <w:szCs w:val="20"/>
         </w:rPr>
         <w:t>Consider the matrix:</w:t>
       </w:r>
@@ -1084,14 +1255,14 @@
     <w:p>
       <w:pPr>
         <w:rPr>
-          <w:sz w:val="16"/>
-          <w:szCs w:val="16"/>
-        </w:rPr>
-      </w:pPr>
-      <w:r>
-        <w:rPr>
-          <w:sz w:val="16"/>
-          <w:szCs w:val="16"/>
+          <w:sz w:val="20"/>
+          <w:szCs w:val="20"/>
+        </w:rPr>
+      </w:pPr>
+      <w:r>
+        <w:rPr>
+          <w:sz w:val="20"/>
+          <w:szCs w:val="20"/>
         </w:rPr>
         <w:t xml:space="preserve">A = </w:t>
       </w:r>
@@ -1099,8 +1270,8 @@
         <w:rPr>
           <w:b/>
           <w:bCs/>
-          <w:sz w:val="16"/>
-          <w:szCs w:val="16"/>
+          <w:sz w:val="20"/>
+          <w:szCs w:val="20"/>
         </w:rPr>
         <w:t>[[2, 0], [0, 3]]</w:t>
       </w:r>
@@ -1108,44 +1279,62 @@
     <w:p>
       <w:pPr>
         <w:rPr>
-          <w:sz w:val="16"/>
-          <w:szCs w:val="16"/>
-        </w:rPr>
-      </w:pPr>
-      <w:r>
-        <w:rPr>
-          <w:sz w:val="16"/>
-          <w:szCs w:val="16"/>
-        </w:rPr>
-        <w:t>This matrix stretches the x-axis by 2 and the y-axis by 3. The eigenvectors are [1, 0]</w:t>
+          <w:sz w:val="20"/>
+          <w:szCs w:val="20"/>
+        </w:rPr>
+      </w:pPr>
+      <w:r>
+        <w:rPr>
+          <w:sz w:val="20"/>
+          <w:szCs w:val="20"/>
+        </w:rPr>
+        <w:t xml:space="preserve">This matrix stretches the x-axis by 2 and the y-axis by 3. The eigenvectors are [1, </w:t>
+      </w:r>
+      <w:proofErr w:type="gramStart"/>
+      <w:r>
+        <w:rPr>
+          <w:sz w:val="20"/>
+          <w:szCs w:val="20"/>
+        </w:rPr>
+        <w:t>0]</w:t>
       </w:r>
       <w:r>
         <w:rPr>
           <w:rFonts w:ascii="Arial" w:hAnsi="Arial" w:cs="Arial"/>
-          <w:sz w:val="16"/>
-          <w:szCs w:val="16"/>
+          <w:sz w:val="20"/>
+          <w:szCs w:val="20"/>
         </w:rPr>
         <w:t>ᵗ</w:t>
       </w:r>
-      <w:r>
-        <w:rPr>
-          <w:sz w:val="16"/>
-          <w:szCs w:val="16"/>
-        </w:rPr>
-        <w:t xml:space="preserve"> and [0, 1]</w:t>
+      <w:proofErr w:type="gramEnd"/>
+      <w:r>
+        <w:rPr>
+          <w:sz w:val="20"/>
+          <w:szCs w:val="20"/>
+        </w:rPr>
+        <w:t xml:space="preserve"> and [0, </w:t>
+      </w:r>
+      <w:proofErr w:type="gramStart"/>
+      <w:r>
+        <w:rPr>
+          <w:sz w:val="20"/>
+          <w:szCs w:val="20"/>
+        </w:rPr>
+        <w:t>1]</w:t>
       </w:r>
       <w:r>
         <w:rPr>
           <w:rFonts w:ascii="Arial" w:hAnsi="Arial" w:cs="Arial"/>
-          <w:sz w:val="16"/>
-          <w:szCs w:val="16"/>
+          <w:sz w:val="20"/>
+          <w:szCs w:val="20"/>
         </w:rPr>
         <w:t>ᵗ</w:t>
       </w:r>
-      <w:r>
-        <w:rPr>
-          <w:sz w:val="16"/>
-          <w:szCs w:val="16"/>
+      <w:proofErr w:type="gramEnd"/>
+      <w:r>
+        <w:rPr>
+          <w:sz w:val="20"/>
+          <w:szCs w:val="20"/>
         </w:rPr>
         <w:t>, with corresponding eigenvalues 2 and 3. Any vector along the x-axis is scaled by 2, and any along the y-axis is scaled by 3.</w:t>
       </w:r>
@@ -1155,15 +1344,15 @@
         <w:pStyle w:val="Heading2"/>
         <w:rPr>
           <w:rFonts w:eastAsia="Times New Roman"/>
-          <w:sz w:val="16"/>
-          <w:szCs w:val="16"/>
+          <w:sz w:val="20"/>
+          <w:szCs w:val="20"/>
         </w:rPr>
       </w:pPr>
       <w:r>
         <w:rPr>
           <w:rFonts w:eastAsia="Times New Roman"/>
-          <w:sz w:val="16"/>
-          <w:szCs w:val="16"/>
+          <w:sz w:val="20"/>
+          <w:szCs w:val="20"/>
         </w:rPr>
         <w:t>Role of Eigenvalues and Eigenvectors in PCA</w:t>
       </w:r>
@@ -1172,14 +1361,14 @@
       <w:pPr>
         <w:rPr>
           <w:rFonts w:eastAsiaTheme="minorEastAsia"/>
-          <w:sz w:val="16"/>
-          <w:szCs w:val="16"/>
-        </w:rPr>
-      </w:pPr>
-      <w:r>
-        <w:rPr>
-          <w:sz w:val="16"/>
-          <w:szCs w:val="16"/>
+          <w:sz w:val="20"/>
+          <w:szCs w:val="20"/>
+        </w:rPr>
+      </w:pPr>
+      <w:r>
+        <w:rPr>
+          <w:sz w:val="20"/>
+          <w:szCs w:val="20"/>
         </w:rPr>
         <w:t xml:space="preserve">Principal Component Analysis (PCA) is a statistical technique used for </w:t>
       </w:r>
@@ -1187,15 +1376,15 @@
         <w:rPr>
           <w:b/>
           <w:bCs/>
-          <w:sz w:val="16"/>
-          <w:szCs w:val="16"/>
+          <w:sz w:val="20"/>
+          <w:szCs w:val="20"/>
         </w:rPr>
         <w:t>dimensionality reduction</w:t>
       </w:r>
       <w:r>
         <w:rPr>
-          <w:sz w:val="16"/>
-          <w:szCs w:val="16"/>
+          <w:sz w:val="20"/>
+          <w:szCs w:val="20"/>
         </w:rPr>
         <w:t>. It transforms data into a new coordinate system such that the greatest variance by any projection of the data lies on the first coordinate (the first principal component), the second greatest variance on the second coordinate, and so on.</w:t>
       </w:r>
@@ -1203,14 +1392,14 @@
     <w:p>
       <w:pPr>
         <w:rPr>
-          <w:sz w:val="16"/>
-          <w:szCs w:val="16"/>
-        </w:rPr>
-      </w:pPr>
-      <w:r>
-        <w:rPr>
-          <w:sz w:val="16"/>
-          <w:szCs w:val="16"/>
+          <w:sz w:val="20"/>
+          <w:szCs w:val="20"/>
+        </w:rPr>
+      </w:pPr>
+      <w:r>
+        <w:rPr>
+          <w:sz w:val="20"/>
+          <w:szCs w:val="20"/>
         </w:rPr>
         <w:t>Here’s where eigenvalues and eigenvectors come into play:</w:t>
       </w:r>
@@ -1224,8 +1413,8 @@
         <w:spacing w:line="276" w:lineRule="auto"/>
         <w:rPr>
           <w:rFonts w:eastAsia="Times New Roman"/>
-          <w:sz w:val="16"/>
-          <w:szCs w:val="16"/>
+          <w:sz w:val="20"/>
+          <w:szCs w:val="20"/>
         </w:rPr>
       </w:pPr>
       <w:r>
@@ -1233,16 +1422,16 @@
           <w:rFonts w:eastAsia="Times New Roman"/>
           <w:b/>
           <w:bCs/>
-          <w:sz w:val="16"/>
-          <w:szCs w:val="16"/>
+          <w:sz w:val="20"/>
+          <w:szCs w:val="20"/>
         </w:rPr>
         <w:t>Covariance Matrix:</w:t>
       </w:r>
       <w:r>
         <w:rPr>
           <w:rFonts w:eastAsia="Times New Roman"/>
-          <w:sz w:val="16"/>
-          <w:szCs w:val="16"/>
+          <w:sz w:val="20"/>
+          <w:szCs w:val="20"/>
         </w:rPr>
         <w:t xml:space="preserve"> PCA starts by computing the covariance matrix of the data.</w:t>
       </w:r>
@@ -1256,8 +1445,8 @@
         <w:spacing w:line="276" w:lineRule="auto"/>
         <w:rPr>
           <w:rFonts w:eastAsia="Times New Roman"/>
-          <w:sz w:val="16"/>
-          <w:szCs w:val="16"/>
+          <w:sz w:val="20"/>
+          <w:szCs w:val="20"/>
         </w:rPr>
       </w:pPr>
       <w:r>
@@ -1265,16 +1454,16 @@
           <w:rFonts w:eastAsia="Times New Roman"/>
           <w:b/>
           <w:bCs/>
-          <w:sz w:val="16"/>
-          <w:szCs w:val="16"/>
+          <w:sz w:val="20"/>
+          <w:szCs w:val="20"/>
         </w:rPr>
         <w:t>Eigen Decomposition:</w:t>
       </w:r>
       <w:r>
         <w:rPr>
           <w:rFonts w:eastAsia="Times New Roman"/>
-          <w:sz w:val="16"/>
-          <w:szCs w:val="16"/>
+          <w:sz w:val="20"/>
+          <w:szCs w:val="20"/>
         </w:rPr>
         <w:t xml:space="preserve"> The eigenvectors and eigenvalues of the covariance matrix are then calculated.</w:t>
       </w:r>
@@ -1288,8 +1477,8 @@
         <w:spacing w:line="276" w:lineRule="auto"/>
         <w:rPr>
           <w:rFonts w:eastAsia="Times New Roman"/>
-          <w:sz w:val="16"/>
-          <w:szCs w:val="16"/>
+          <w:sz w:val="20"/>
+          <w:szCs w:val="20"/>
         </w:rPr>
       </w:pPr>
       <w:r>
@@ -1297,16 +1486,16 @@
           <w:rFonts w:eastAsia="Times New Roman"/>
           <w:b/>
           <w:bCs/>
-          <w:sz w:val="16"/>
-          <w:szCs w:val="16"/>
+          <w:sz w:val="20"/>
+          <w:szCs w:val="20"/>
         </w:rPr>
         <w:t>Principal Components:</w:t>
       </w:r>
       <w:r>
         <w:rPr>
           <w:rFonts w:eastAsia="Times New Roman"/>
-          <w:sz w:val="16"/>
-          <w:szCs w:val="16"/>
+          <w:sz w:val="20"/>
+          <w:szCs w:val="20"/>
         </w:rPr>
         <w:t xml:space="preserve"> The eigenvectors represent the directions (principal components) in which the data varies the most. The corresponding eigenvalues indicate the magnitude of variance along those directions.</w:t>
       </w:r>
@@ -1320,8 +1509,8 @@
         <w:spacing w:line="276" w:lineRule="auto"/>
         <w:rPr>
           <w:rFonts w:eastAsia="Times New Roman"/>
-          <w:sz w:val="16"/>
-          <w:szCs w:val="16"/>
+          <w:sz w:val="20"/>
+          <w:szCs w:val="20"/>
         </w:rPr>
       </w:pPr>
       <w:r>
@@ -1329,16 +1518,16 @@
           <w:rFonts w:eastAsia="Times New Roman"/>
           <w:b/>
           <w:bCs/>
-          <w:sz w:val="16"/>
-          <w:szCs w:val="16"/>
+          <w:sz w:val="20"/>
+          <w:szCs w:val="20"/>
         </w:rPr>
         <w:t>Dimensionality Reduction:</w:t>
       </w:r>
       <w:r>
         <w:rPr>
           <w:rFonts w:eastAsia="Times New Roman"/>
-          <w:sz w:val="16"/>
-          <w:szCs w:val="16"/>
+          <w:sz w:val="20"/>
+          <w:szCs w:val="20"/>
         </w:rPr>
         <w:t xml:space="preserve"> By selecting the top </w:t>
       </w:r>
@@ -1347,16 +1536,16 @@
           <w:rFonts w:eastAsia="Times New Roman"/>
           <w:i/>
           <w:iCs/>
-          <w:sz w:val="16"/>
-          <w:szCs w:val="16"/>
+          <w:sz w:val="20"/>
+          <w:szCs w:val="20"/>
         </w:rPr>
         <w:t>k</w:t>
       </w:r>
       <w:r>
         <w:rPr>
           <w:rFonts w:eastAsia="Times New Roman"/>
-          <w:sz w:val="16"/>
-          <w:szCs w:val="16"/>
+          <w:sz w:val="20"/>
+          <w:szCs w:val="20"/>
         </w:rPr>
         <w:t xml:space="preserve"> eigenvectors (those with the largest eigenvalues), PCA projects the data into a lower-dimensional space that retains most of the original variance.</w:t>
       </w:r>
@@ -1365,14 +1554,14 @@
       <w:pPr>
         <w:rPr>
           <w:rFonts w:eastAsiaTheme="minorEastAsia"/>
-          <w:sz w:val="16"/>
-          <w:szCs w:val="16"/>
-        </w:rPr>
-      </w:pPr>
-      <w:r>
-        <w:rPr>
-          <w:sz w:val="16"/>
-          <w:szCs w:val="16"/>
+          <w:sz w:val="20"/>
+          <w:szCs w:val="20"/>
+        </w:rPr>
+      </w:pPr>
+      <w:r>
+        <w:rPr>
+          <w:sz w:val="20"/>
+          <w:szCs w:val="20"/>
         </w:rPr>
         <w:t>Therefore, in PCA:</w:t>
       </w:r>
@@ -1386,8 +1575,8 @@
         <w:spacing w:line="276" w:lineRule="auto"/>
         <w:rPr>
           <w:rFonts w:eastAsia="Times New Roman"/>
-          <w:sz w:val="16"/>
-          <w:szCs w:val="16"/>
+          <w:sz w:val="20"/>
+          <w:szCs w:val="20"/>
         </w:rPr>
       </w:pPr>
       <w:r>
@@ -1395,16 +1584,16 @@
           <w:rFonts w:eastAsia="Times New Roman"/>
           <w:b/>
           <w:bCs/>
-          <w:sz w:val="16"/>
-          <w:szCs w:val="16"/>
+          <w:sz w:val="20"/>
+          <w:szCs w:val="20"/>
         </w:rPr>
         <w:t>Eigenvectors</w:t>
       </w:r>
       <w:r>
         <w:rPr>
           <w:rFonts w:eastAsia="Times New Roman"/>
-          <w:sz w:val="16"/>
-          <w:szCs w:val="16"/>
+          <w:sz w:val="20"/>
+          <w:szCs w:val="20"/>
         </w:rPr>
         <w:t xml:space="preserve"> = Principal component directions</w:t>
       </w:r>
@@ -1418,8 +1607,8 @@
         <w:spacing w:line="276" w:lineRule="auto"/>
         <w:rPr>
           <w:rFonts w:eastAsia="Times New Roman"/>
-          <w:sz w:val="16"/>
-          <w:szCs w:val="16"/>
+          <w:sz w:val="20"/>
+          <w:szCs w:val="20"/>
         </w:rPr>
       </w:pPr>
       <w:r>
@@ -1427,16 +1616,16 @@
           <w:rFonts w:eastAsia="Times New Roman"/>
           <w:b/>
           <w:bCs/>
-          <w:sz w:val="16"/>
-          <w:szCs w:val="16"/>
+          <w:sz w:val="20"/>
+          <w:szCs w:val="20"/>
         </w:rPr>
         <w:t>Eigenvalues</w:t>
       </w:r>
       <w:r>
         <w:rPr>
           <w:rFonts w:eastAsia="Times New Roman"/>
-          <w:sz w:val="16"/>
-          <w:szCs w:val="16"/>
+          <w:sz w:val="20"/>
+          <w:szCs w:val="20"/>
         </w:rPr>
         <w:t xml:space="preserve"> = Amount of variance captured by each principal component</w:t>
       </w:r>
@@ -1445,15 +1634,16 @@
       <w:pPr>
         <w:rPr>
           <w:rFonts w:eastAsiaTheme="minorEastAsia"/>
-          <w:sz w:val="16"/>
-          <w:szCs w:val="16"/>
-        </w:rPr>
-      </w:pPr>
-      <w:r>
-        <w:rPr>
-          <w:sz w:val="16"/>
-          <w:szCs w:val="16"/>
-        </w:rPr>
+          <w:sz w:val="20"/>
+          <w:szCs w:val="20"/>
+        </w:rPr>
+      </w:pPr>
+      <w:r>
+        <w:rPr>
+          <w:sz w:val="20"/>
+          <w:szCs w:val="20"/>
+        </w:rPr>
+        <w:lastRenderedPageBreak/>
         <w:t>For example, if the first principal component (eigenvector) has an eigenvalue that is much larger than the rest, it means that most of the data's variance can be explained by one direction, and projecting onto this eigenvector gives a good lower-dimensional representation of the data.</w:t>
       </w:r>
     </w:p>
@@ -1462,15 +1652,15 @@
         <w:pStyle w:val="Heading2"/>
         <w:rPr>
           <w:rFonts w:eastAsia="Times New Roman"/>
-          <w:sz w:val="16"/>
-          <w:szCs w:val="16"/>
+          <w:sz w:val="20"/>
+          <w:szCs w:val="20"/>
         </w:rPr>
       </w:pPr>
       <w:r>
         <w:rPr>
           <w:rFonts w:eastAsia="Times New Roman"/>
-          <w:sz w:val="16"/>
-          <w:szCs w:val="16"/>
+          <w:sz w:val="20"/>
+          <w:szCs w:val="20"/>
         </w:rPr>
         <w:t>Conclusion</w:t>
       </w:r>
@@ -1478,17 +1668,25 @@
     <w:p>
       <w:pPr>
         <w:rPr>
-          <w:sz w:val="16"/>
-          <w:szCs w:val="16"/>
-        </w:rPr>
-      </w:pPr>
-      <w:r>
-        <w:rPr>
-          <w:sz w:val="16"/>
-          <w:szCs w:val="16"/>
+          <w:sz w:val="20"/>
+          <w:szCs w:val="20"/>
+        </w:rPr>
+      </w:pPr>
+      <w:r>
+        <w:rPr>
+          <w:sz w:val="20"/>
+          <w:szCs w:val="20"/>
         </w:rPr>
         <w:t>Eigenvalues and eigenvectors are central to understanding linear transformations and are indispensable in data science techniques like PCA. They help in identifying the most significant patterns in data, enabling efficient data compression and noise reduction while preserving essential information.</w:t>
       </w:r>
+    </w:p>
+    <w:p>
+      <w:pPr>
+        <w:rPr>
+          <w:sz w:val="18"/>
+          <w:szCs w:val="18"/>
+        </w:rPr>
+      </w:pPr>
     </w:p>
     <w:p>
       <w:pPr>
@@ -1498,64 +1696,26 @@
           <w:numId w:val="17"/>
         </w:numPr>
         <w:spacing w:after="0" w:line="276" w:lineRule="auto"/>
-        <w:rPr>
-          <w:sz w:val="20"/>
-          <w:szCs w:val="20"/>
-        </w:rPr>
-      </w:pPr>
-      <w:r>
-        <w:rPr>
-          <w:sz w:val="20"/>
-          <w:szCs w:val="20"/>
-        </w:rPr>
+      </w:pPr>
+      <w:r>
         <w:t xml:space="preserve">Use the </w:t>
       </w:r>
       <w:r>
         <w:rPr>
           <w:b/>
           <w:bCs/>
-          <w:sz w:val="20"/>
-          <w:szCs w:val="20"/>
         </w:rPr>
         <w:t>Students' Social Network Profile Clustering</w:t>
       </w:r>
       <w:r>
-        <w:rPr>
-          <w:sz w:val="20"/>
-          <w:szCs w:val="20"/>
-        </w:rPr>
-        <w:t xml:space="preserve"> dataset from below Kaggle link and create an end-to-end project on </w:t>
+        <w:t xml:space="preserve"> dataset from below Kaggle link and create an end-to-end project on Jupyter/</w:t>
       </w:r>
       <w:proofErr w:type="spellStart"/>
       <w:r>
-        <w:rPr>
-          <w:sz w:val="20"/>
-          <w:szCs w:val="20"/>
-        </w:rPr>
-        <w:t>Jupyter</w:t>
+        <w:t>Colab</w:t>
       </w:r>
       <w:proofErr w:type="spellEnd"/>
       <w:r>
-        <w:rPr>
-          <w:sz w:val="20"/>
-          <w:szCs w:val="20"/>
-        </w:rPr>
-        <w:t>/</w:t>
-      </w:r>
-      <w:proofErr w:type="spellStart"/>
-      <w:r>
-        <w:rPr>
-          <w:sz w:val="20"/>
-          <w:szCs w:val="20"/>
-        </w:rPr>
-        <w:t>Colab</w:t>
-      </w:r>
-      <w:proofErr w:type="spellEnd"/>
-      <w:r>
-        <w:rPr>
-          <w:sz w:val="20"/>
-          <w:szCs w:val="20"/>
-        </w:rPr>
         <w:t>.</w:t>
       </w:r>
     </w:p>
@@ -1573,25 +1733,39 @@
         <w:spacing w:after="0" w:line="276" w:lineRule="auto"/>
         <w:ind w:left="284"/>
         <w:rPr>
-          <w:sz w:val="16"/>
-          <w:szCs w:val="16"/>
+          <w:sz w:val="20"/>
+          <w:szCs w:val="20"/>
         </w:rPr>
       </w:pPr>
       <w:proofErr w:type="spellStart"/>
       <w:r>
         <w:rPr>
-          <w:sz w:val="16"/>
-          <w:szCs w:val="16"/>
+          <w:sz w:val="20"/>
+          <w:szCs w:val="20"/>
         </w:rPr>
         <w:t>Github</w:t>
       </w:r>
       <w:proofErr w:type="spellEnd"/>
       <w:r>
         <w:rPr>
-          <w:sz w:val="16"/>
-          <w:szCs w:val="16"/>
+          <w:sz w:val="20"/>
+          <w:szCs w:val="20"/>
         </w:rPr>
         <w:t xml:space="preserve"> Link:</w:t>
+      </w:r>
+      <w:r>
+        <w:rPr>
+          <w:sz w:val="20"/>
+          <w:szCs w:val="20"/>
+        </w:rPr>
+        <w:t xml:space="preserve"> </w:t>
+      </w:r>
+      <w:r>
+        <w:rPr>
+          <w:sz w:val="20"/>
+          <w:szCs w:val="20"/>
+        </w:rPr>
+        <w:t>https://github.com/MyGit-App/Assignments-UnsupervisedML</w:t>
       </w:r>
     </w:p>
     <w:p>
@@ -1599,25 +1773,43 @@
         <w:spacing w:after="0" w:line="276" w:lineRule="auto"/>
         <w:ind w:left="284"/>
         <w:rPr>
-          <w:sz w:val="16"/>
-          <w:szCs w:val="16"/>
-        </w:rPr>
-      </w:pPr>
-      <w:r>
-        <w:rPr>
-          <w:sz w:val="16"/>
-          <w:szCs w:val="16"/>
+          <w:sz w:val="20"/>
+          <w:szCs w:val="20"/>
+        </w:rPr>
+      </w:pPr>
+      <w:r>
+        <w:rPr>
+          <w:sz w:val="20"/>
+          <w:szCs w:val="20"/>
         </w:rPr>
         <w:t>Notebook Name:</w:t>
       </w:r>
+      <w:r>
+        <w:rPr>
+          <w:sz w:val="20"/>
+          <w:szCs w:val="20"/>
+        </w:rPr>
+        <w:t xml:space="preserve"> </w:t>
+      </w:r>
+      <w:proofErr w:type="spellStart"/>
+      <w:r>
+        <w:rPr>
+          <w:b/>
+          <w:bCs/>
+          <w:sz w:val="20"/>
+          <w:szCs w:val="20"/>
+        </w:rPr>
+        <w:t>Backend.ipynb</w:t>
+      </w:r>
+      <w:proofErr w:type="spellEnd"/>
     </w:p>
     <w:p>
       <w:pPr>
         <w:spacing w:after="0" w:line="276" w:lineRule="auto"/>
         <w:ind w:left="284"/>
         <w:rPr>
-          <w:sz w:val="16"/>
-          <w:szCs w:val="16"/>
+          <w:sz w:val="20"/>
+          <w:szCs w:val="20"/>
         </w:rPr>
       </w:pPr>
     </w:p>
@@ -1629,64 +1821,26 @@
           <w:numId w:val="17"/>
         </w:numPr>
         <w:spacing w:after="0" w:line="276" w:lineRule="auto"/>
-        <w:rPr>
-          <w:sz w:val="20"/>
-          <w:szCs w:val="20"/>
-        </w:rPr>
-      </w:pPr>
-      <w:r>
-        <w:rPr>
-          <w:sz w:val="20"/>
-          <w:szCs w:val="20"/>
-        </w:rPr>
+      </w:pPr>
+      <w:r>
         <w:t xml:space="preserve">Use the </w:t>
       </w:r>
       <w:r>
         <w:rPr>
           <w:b/>
           <w:bCs/>
-          <w:sz w:val="20"/>
-          <w:szCs w:val="20"/>
         </w:rPr>
         <w:t>Anime Recommendations</w:t>
       </w:r>
       <w:r>
-        <w:rPr>
-          <w:sz w:val="20"/>
-          <w:szCs w:val="20"/>
-        </w:rPr>
-        <w:t xml:space="preserve"> dataset from below Kaggle link and create an end-to-end project on </w:t>
+        <w:t xml:space="preserve"> dataset from below Kaggle link and create an end-to-end project on Jupyter/</w:t>
       </w:r>
       <w:proofErr w:type="spellStart"/>
       <w:r>
-        <w:rPr>
-          <w:sz w:val="20"/>
-          <w:szCs w:val="20"/>
-        </w:rPr>
-        <w:t>Jupyter</w:t>
+        <w:t>Colab</w:t>
       </w:r>
       <w:proofErr w:type="spellEnd"/>
       <w:r>
-        <w:rPr>
-          <w:sz w:val="20"/>
-          <w:szCs w:val="20"/>
-        </w:rPr>
-        <w:t>/</w:t>
-      </w:r>
-      <w:proofErr w:type="spellStart"/>
-      <w:r>
-        <w:rPr>
-          <w:sz w:val="20"/>
-          <w:szCs w:val="20"/>
-        </w:rPr>
-        <w:t>Colab</w:t>
-      </w:r>
-      <w:proofErr w:type="spellEnd"/>
-      <w:r>
-        <w:rPr>
-          <w:sz w:val="20"/>
-          <w:szCs w:val="20"/>
-        </w:rPr>
         <w:t>.</w:t>
       </w:r>
     </w:p>
@@ -1696,8 +1850,8 @@
         <w:spacing w:after="0" w:line="276" w:lineRule="auto"/>
         <w:ind w:left="360"/>
         <w:rPr>
-          <w:sz w:val="16"/>
-          <w:szCs w:val="16"/>
+          <w:sz w:val="20"/>
+          <w:szCs w:val="20"/>
         </w:rPr>
       </w:pPr>
     </w:p>
@@ -1706,25 +1860,39 @@
         <w:spacing w:after="0" w:line="276" w:lineRule="auto"/>
         <w:ind w:left="284"/>
         <w:rPr>
-          <w:sz w:val="16"/>
-          <w:szCs w:val="16"/>
+          <w:sz w:val="20"/>
+          <w:szCs w:val="20"/>
         </w:rPr>
       </w:pPr>
       <w:proofErr w:type="spellStart"/>
       <w:r>
         <w:rPr>
-          <w:sz w:val="16"/>
-          <w:szCs w:val="16"/>
+          <w:sz w:val="20"/>
+          <w:szCs w:val="20"/>
         </w:rPr>
         <w:t>Github</w:t>
       </w:r>
       <w:proofErr w:type="spellEnd"/>
       <w:r>
         <w:rPr>
-          <w:sz w:val="16"/>
-          <w:szCs w:val="16"/>
+          <w:sz w:val="20"/>
+          <w:szCs w:val="20"/>
         </w:rPr>
         <w:t xml:space="preserve"> Link:</w:t>
+      </w:r>
+      <w:r>
+        <w:rPr>
+          <w:sz w:val="20"/>
+          <w:szCs w:val="20"/>
+        </w:rPr>
+        <w:t xml:space="preserve"> </w:t>
+      </w:r>
+      <w:r>
+        <w:rPr>
+          <w:sz w:val="20"/>
+          <w:szCs w:val="20"/>
+        </w:rPr>
+        <w:t>https://github.com/MyGit-App/Assignments-UnsupervisedML</w:t>
       </w:r>
     </w:p>
     <w:p>
@@ -1732,51 +1900,78 @@
         <w:spacing w:after="0" w:line="276" w:lineRule="auto"/>
         <w:ind w:left="284"/>
         <w:rPr>
-          <w:sz w:val="16"/>
-          <w:szCs w:val="16"/>
-        </w:rPr>
-      </w:pPr>
-      <w:r>
-        <w:rPr>
-          <w:sz w:val="16"/>
-          <w:szCs w:val="16"/>
+          <w:sz w:val="20"/>
+          <w:szCs w:val="20"/>
+        </w:rPr>
+      </w:pPr>
+      <w:r>
+        <w:rPr>
+          <w:sz w:val="20"/>
+          <w:szCs w:val="20"/>
         </w:rPr>
         <w:t>Notebook Name:</w:t>
       </w:r>
+      <w:r>
+        <w:rPr>
+          <w:sz w:val="20"/>
+          <w:szCs w:val="20"/>
+        </w:rPr>
+        <w:t xml:space="preserve"> </w:t>
+      </w:r>
+      <w:proofErr w:type="spellStart"/>
+      <w:r>
+        <w:rPr>
+          <w:b/>
+          <w:bCs/>
+          <w:sz w:val="20"/>
+          <w:szCs w:val="20"/>
+        </w:rPr>
+        <w:t>CodeAnimeRecommender.ipynb</w:t>
+      </w:r>
+      <w:proofErr w:type="spellEnd"/>
     </w:p>
     <w:p>
       <w:pPr>
         <w:spacing w:after="0" w:line="276" w:lineRule="auto"/>
         <w:ind w:left="284"/>
         <w:rPr>
-          <w:sz w:val="16"/>
-          <w:szCs w:val="16"/>
-        </w:rPr>
-      </w:pPr>
+          <w:sz w:val="20"/>
+          <w:szCs w:val="20"/>
+        </w:rPr>
+      </w:pPr>
+    </w:p>
+    <w:p>
+      <w:pPr>
+        <w:spacing w:after="0" w:line="276" w:lineRule="auto"/>
+        <w:ind w:left="284"/>
+        <w:rPr>
+          <w:sz w:val="20"/>
+          <w:szCs w:val="20"/>
+        </w:rPr>
+      </w:pPr>
+      <w:r>
+        <w:rPr>
+          <w:sz w:val="20"/>
+          <w:szCs w:val="20"/>
+        </w:rPr>
+        <w:t xml:space="preserve">Note: rating.csv is too large and could not be uploaded to </w:t>
+      </w:r>
       <w:proofErr w:type="spellStart"/>
       <w:r>
         <w:rPr>
-          <w:sz w:val="16"/>
-          <w:szCs w:val="16"/>
-        </w:rPr>
-        <w:t>Streamlit</w:t>
+          <w:sz w:val="20"/>
+          <w:szCs w:val="20"/>
+        </w:rPr>
+        <w:t>github</w:t>
       </w:r>
       <w:proofErr w:type="spellEnd"/>
       <w:r>
         <w:rPr>
-          <w:sz w:val="16"/>
-          <w:szCs w:val="16"/>
-        </w:rPr>
-        <w:t xml:space="preserve"> Link: </w:t>
-      </w:r>
-    </w:p>
-    <w:p>
-      <w:pPr>
-        <w:rPr>
-          <w:sz w:val="20"/>
-          <w:szCs w:val="20"/>
-        </w:rPr>
-      </w:pPr>
+          <w:sz w:val="20"/>
+          <w:szCs w:val="20"/>
+        </w:rPr>
+        <w:t>.</w:t>
+      </w:r>
     </w:p>
     <w:sectPr>
       <w:pgSz w:w="11906" w:h="16838"/>
@@ -4734,6 +4929,7 @@
   <w:style w:type="character" w:default="1" w:styleId="DefaultParagraphFont">
     <w:name w:val="Default Paragraph Font"/>
     <w:uiPriority w:val="1"/>
+    <w:semiHidden/>
     <w:unhideWhenUsed/>
   </w:style>
   <w:style w:type="table" w:default="1" w:styleId="TableNormal">
